--- a/paper/main_scopus_ru.docx
+++ b/paper/main_scopus_ru.docx
@@ -44,7 +44,7 @@
           <w:noProof/>
           <w:lang w:val="ru-RU" w:eastAsia="ru-RU"/>
         </w:rPr>
-        <w:t>Аннотация — Краткосрочное прогнозирование электрической нагрузки является ключевой задачей для эксплуатации интеллектуальных энергосетей, промышленного энергоменеджмента и предиктивного планирования. В статье представлено воспроизводимое сравнительное исследование классических методов, моделей машинного обучения, архитектур глубокого обучения и фундаментальных моделей для почасового прогнозирования нагрузки. Бенчмарк включает SeasonalNaive, SARIMA, XGBoost, DLinear, PatchTST, iTransformer, Chronos-Bolt-Small и TimesFM 2.5. Основным набором данных является ECL с агрегированной электрической нагрузкой в качестве целевой переменной; ETTh1/HUFL используется как дополнительный промышленный бенчмарк. Эксперименты охватывают горизонты 24, 96 и 168 часов при контекстном окне 336 часов. Результаты показывают, что на ECL лидирующую группу образуют XGBoost и zero-shot фундаментальные модели, тогда как на ETTh1/HUFL DLinear и Chronos-Bolt доминируют на разных горизонтах. Также оцениваются задержка инференса и статистическая значимость; показано, что фундаментальные модели являются практичными инструментами для cold-start сценариев, но не заменяют универсально сильные supervised и классические базовые модели.</w:t>
+        <w:t>Аннотация — Краткосрочное прогнозирование электрической нагрузки является ключевой задачей для эксплуатации интеллектуальных энергосетей, промышленного энергоменеджмента и предиктивного планирования. В статье представлено воспроизводимое сравнительное исследование классических методов, моделей машинного обучения, архитектур глубокого обучения и фундаментальных моделей для почасового прогнозирования нагрузки. Бенчмарк включает SeasonalNaive, SARIMA, XGBoost, DLinear, PatchTST, iTransformer, Chronos-Bolt-Small и TimesFM 2.5. Основным набором данных является ECL с агрегированной электрической нагрузкой в качестве целевой переменной; ETTh1/HUFL используется как дополнительный промышленный бенчмарк. Эксперименты охватывают горизонты 24, 96 и 168 часов при контекстном окне 336 часов. На ECL лучшие модели — TimesFM, Chronos-Bolt-Small и XGBoost — отличаются друг от друга на 0.1–0.4 % MAE на всех горизонтах, а grid-tuned SARIMA закрывает большую часть оставшегося разрыва до лидера без обучаемых признаков. На ETTh1/HUFL Chronos-Bolt лучшая при H=24, тогда как DLinear лучшая при H=96 и H=168, что обращает ECL-ранжирование. Также оцениваются задержка инференса и статистическая значимость; показано, что фундаментальные модели являются практичными инструментами для cold-start сценариев, но не заменяют универсально сильные supervised и классические базовые модели.</w:t>
       </w:r>
     </w:p>
     <w:p>
@@ -109,6 +109,17 @@
     </w:p>
     <w:p>
       <w:pPr>
+        <w:pStyle w:val="a3"/>
+      </w:pPr>
+      <w:r>
+        <w:rPr>
+          <w:noProof/>
+        </w:rPr>
+        <w:t xml:space="preserve">Вклад статьи состоит в следующем: (i) воспроизводимое сравнение «бок о бок» двух недавних фундаментальных моделей временных рядов (TimesFM 2.5 и Chronos-Bolt-Small) с grid-tuned SARIMA, градиентным бустингом на деревьях и тремя современными нейронными baseline-моделями в рамках единого STLF-протокола; (ii) тесты Диболда–Мариано на абсолютных ошибках по окнам для пар лидирующих моделей на каждом горизонте; (iii) анализ accuracy–latency Парето, количественно оценивающий стоимость zero-shot инференса по сравнению с supervised альтернативами; и (iv) выявление зависимого от датасета обращения ролей, при котором XGBoost доминирует над SARIMA на агрегированной нагрузке ECL, тогда как SARIMA доминирует над XGBoost на ETTh1/HUFL на всех горизонтах.</w:t>
+      </w:r>
+    </w:p>
+    <w:p>
+      <w:pPr>
         <w:pStyle w:val="1"/>
       </w:pPr>
       <w:r>
@@ -177,6 +188,17 @@
           <w:lang w:val="ru-RU" w:eastAsia="ru-RU"/>
         </w:rPr>
         <w:t>Литература по прогнозированию длинных последовательностей также мотивирует включение простых нейронных baseline-моделей. Линейные и decomposition-based модели неоднократно показывали, что сильные временные индуктивные смещения могут соответствовать или превосходить более сложные attention-механизмы на стандартных бенчмарках [15]. Patch-based трансформеры и архитектуры с inverted tokenization решают разные слабые стороны vanilla sequence attention [16], [18], но их преимущество не гарантировано в target-only STLF протоколе. Поэтому DLinear, PatchTST и iTransformer образуют осмысленный компактный набор нейронных моделей, а не произвольный список.</w:t>
+      </w:r>
+    </w:p>
+    <w:p>
+      <w:pPr>
+        <w:pStyle w:val="a3"/>
+      </w:pPr>
+      <w:r>
+        <w:rPr>
+          <w:noProof/>
+        </w:rPr>
+        <w:t xml:space="preserve">Несмотря на быстрый рост числа фундаментальных моделей временных рядов, сравнения «бок о бок», в которых они оцениваются рядом с grid-tuned SARIMA и feature-engineered XGBoost при контролируемом latency-бюджете, остаются редкими. Существующие бенчмарки либо оценивают фундаментальные модели в относительной изоляции [20]–[24], либо сообщают только нейронные ранжирования [15]–[18]. Настоящее исследование закрывает этот пробел, представляя все четыре семейства — классические, tree, компактные нейронные и фундаментальные — в едином воспроизводимом конвейере.</w:t>
       </w:r>
     </w:p>
     <w:p>
@@ -11730,7 +11752,7 @@
                 <w:noProof/>
                 <w:lang w:val="ru-RU" w:eastAsia="ru-RU"/>
               </w:rPr>
-              <w:t>ETTH1/H24</w:t>
+              <w:t>ETTh1/H24</w:t>
             </w:r>
           </w:p>
         </w:tc>
@@ -11837,7 +11859,7 @@
                 <w:noProof/>
                 <w:lang w:val="ru-RU" w:eastAsia="ru-RU"/>
               </w:rPr>
-              <w:t>ETTH1/H24</w:t>
+              <w:t>ETTh1/H24</w:t>
             </w:r>
           </w:p>
         </w:tc>
@@ -11944,7 +11966,7 @@
                 <w:noProof/>
                 <w:lang w:val="ru-RU" w:eastAsia="ru-RU"/>
               </w:rPr>
-              <w:t>ETTH1/H24</w:t>
+              <w:t>ETTh1/H24</w:t>
             </w:r>
           </w:p>
         </w:tc>
@@ -12051,7 +12073,7 @@
                 <w:noProof/>
                 <w:lang w:val="ru-RU" w:eastAsia="ru-RU"/>
               </w:rPr>
-              <w:t>ETTH1/H24</w:t>
+              <w:t>ETTh1/H24</w:t>
             </w:r>
           </w:p>
         </w:tc>
@@ -12158,7 +12180,7 @@
                 <w:noProof/>
                 <w:lang w:val="ru-RU" w:eastAsia="ru-RU"/>
               </w:rPr>
-              <w:t>ETTH1/H24</w:t>
+              <w:t>ETTh1/H24</w:t>
             </w:r>
           </w:p>
         </w:tc>
@@ -12265,7 +12287,7 @@
                 <w:noProof/>
                 <w:lang w:val="ru-RU" w:eastAsia="ru-RU"/>
               </w:rPr>
-              <w:t>ETTH1/H24</w:t>
+              <w:t>ETTh1/H24</w:t>
             </w:r>
           </w:p>
         </w:tc>
@@ -12372,7 +12394,7 @@
                 <w:noProof/>
                 <w:lang w:val="ru-RU" w:eastAsia="ru-RU"/>
               </w:rPr>
-              <w:t>ETTH1/H24</w:t>
+              <w:t>ETTh1/H24</w:t>
             </w:r>
           </w:p>
         </w:tc>
@@ -12479,7 +12501,7 @@
                 <w:noProof/>
                 <w:lang w:val="ru-RU" w:eastAsia="ru-RU"/>
               </w:rPr>
-              <w:t>ETTH1/H24</w:t>
+              <w:t>ETTh1/H24</w:t>
             </w:r>
           </w:p>
         </w:tc>
@@ -12586,7 +12608,7 @@
                 <w:noProof/>
                 <w:lang w:val="ru-RU" w:eastAsia="ru-RU"/>
               </w:rPr>
-              <w:t>ETTH1/H96</w:t>
+              <w:t>ETTh1/H96</w:t>
             </w:r>
           </w:p>
         </w:tc>
@@ -12693,7 +12715,7 @@
                 <w:noProof/>
                 <w:lang w:val="ru-RU" w:eastAsia="ru-RU"/>
               </w:rPr>
-              <w:t>ETTH1/H96</w:t>
+              <w:t>ETTh1/H96</w:t>
             </w:r>
           </w:p>
         </w:tc>
@@ -12800,7 +12822,7 @@
                 <w:noProof/>
                 <w:lang w:val="ru-RU" w:eastAsia="ru-RU"/>
               </w:rPr>
-              <w:t>ETTH1/H96</w:t>
+              <w:t>ETTh1/H96</w:t>
             </w:r>
           </w:p>
         </w:tc>
@@ -12907,7 +12929,7 @@
                 <w:noProof/>
                 <w:lang w:val="ru-RU" w:eastAsia="ru-RU"/>
               </w:rPr>
-              <w:t>ETTH1/H96</w:t>
+              <w:t>ETTh1/H96</w:t>
             </w:r>
           </w:p>
         </w:tc>
@@ -13014,7 +13036,7 @@
                 <w:noProof/>
                 <w:lang w:val="ru-RU" w:eastAsia="ru-RU"/>
               </w:rPr>
-              <w:t>ETTH1/H96</w:t>
+              <w:t>ETTh1/H96</w:t>
             </w:r>
           </w:p>
         </w:tc>
@@ -13121,7 +13143,7 @@
                 <w:noProof/>
                 <w:lang w:val="ru-RU" w:eastAsia="ru-RU"/>
               </w:rPr>
-              <w:t>ETTH1/H96</w:t>
+              <w:t>ETTh1/H96</w:t>
             </w:r>
           </w:p>
         </w:tc>
@@ -13228,7 +13250,7 @@
                 <w:noProof/>
                 <w:lang w:val="ru-RU" w:eastAsia="ru-RU"/>
               </w:rPr>
-              <w:t>ETTH1/H96</w:t>
+              <w:t>ETTh1/H96</w:t>
             </w:r>
           </w:p>
         </w:tc>
@@ -13335,7 +13357,7 @@
                 <w:noProof/>
                 <w:lang w:val="ru-RU" w:eastAsia="ru-RU"/>
               </w:rPr>
-              <w:t>ETTH1/H96</w:t>
+              <w:t>ETTh1/H96</w:t>
             </w:r>
           </w:p>
         </w:tc>
@@ -13442,7 +13464,7 @@
                 <w:noProof/>
                 <w:lang w:val="ru-RU" w:eastAsia="ru-RU"/>
               </w:rPr>
-              <w:t>ETTH1/H168</w:t>
+              <w:t>ETTh1/H168</w:t>
             </w:r>
           </w:p>
         </w:tc>
@@ -13549,7 +13571,7 @@
                 <w:noProof/>
                 <w:lang w:val="ru-RU" w:eastAsia="ru-RU"/>
               </w:rPr>
-              <w:t>ETTH1/H168</w:t>
+              <w:t>ETTh1/H168</w:t>
             </w:r>
           </w:p>
         </w:tc>
@@ -13656,7 +13678,7 @@
                 <w:noProof/>
                 <w:lang w:val="ru-RU" w:eastAsia="ru-RU"/>
               </w:rPr>
-              <w:t>ETTH1/H168</w:t>
+              <w:t>ETTh1/H168</w:t>
             </w:r>
           </w:p>
         </w:tc>
@@ -13763,7 +13785,7 @@
                 <w:noProof/>
                 <w:lang w:val="ru-RU" w:eastAsia="ru-RU"/>
               </w:rPr>
-              <w:t>ETTH1/H168</w:t>
+              <w:t>ETTh1/H168</w:t>
             </w:r>
           </w:p>
         </w:tc>
@@ -13870,7 +13892,7 @@
                 <w:noProof/>
                 <w:lang w:val="ru-RU" w:eastAsia="ru-RU"/>
               </w:rPr>
-              <w:t>ETTH1/H168</w:t>
+              <w:t>ETTh1/H168</w:t>
             </w:r>
           </w:p>
         </w:tc>
@@ -13977,7 +13999,7 @@
                 <w:noProof/>
                 <w:lang w:val="ru-RU" w:eastAsia="ru-RU"/>
               </w:rPr>
-              <w:t>ETTH1/H168</w:t>
+              <w:t>ETTh1/H168</w:t>
             </w:r>
           </w:p>
         </w:tc>
@@ -14084,7 +14106,7 @@
                 <w:noProof/>
                 <w:lang w:val="ru-RU" w:eastAsia="ru-RU"/>
               </w:rPr>
-              <w:t>ETTH1/H168</w:t>
+              <w:t>ETTh1/H168</w:t>
             </w:r>
           </w:p>
         </w:tc>
@@ -14191,7 +14213,7 @@
                 <w:noProof/>
                 <w:lang w:val="ru-RU" w:eastAsia="ru-RU"/>
               </w:rPr>
-              <w:t>ETTH1/H168</w:t>
+              <w:t>ETTh1/H168</w:t>
             </w:r>
           </w:p>
         </w:tc>
@@ -14652,7 +14674,7 @@
                 <w:noProof/>
                 <w:lang w:val="ru-RU" w:eastAsia="ru-RU"/>
               </w:rPr>
-              <w:t>ETTH1/H24</w:t>
+              <w:t>ETTh1/H24</w:t>
             </w:r>
           </w:p>
         </w:tc>
@@ -14739,7 +14761,7 @@
                 <w:noProof/>
                 <w:lang w:val="ru-RU" w:eastAsia="ru-RU"/>
               </w:rPr>
-              <w:t>ETTH1/H96</w:t>
+              <w:t>ETTh1/H96</w:t>
             </w:r>
           </w:p>
         </w:tc>
@@ -14826,7 +14848,7 @@
                 <w:noProof/>
                 <w:lang w:val="ru-RU" w:eastAsia="ru-RU"/>
               </w:rPr>
-              <w:t>ETTH1/H168</w:t>
+              <w:t>ETTh1/H168</w:t>
             </w:r>
           </w:p>
         </w:tc>
@@ -14928,6 +14950,17 @@
       <w:r>
         <w:rPr>
           <w:noProof/>
+        </w:rPr>
+        <w:t xml:space="preserve">Компромиссы между точностью и задержкой делают эти наблюдения практически применимыми. На ECL/H24 TimesFM достигает на 0.08 % меньшей MAE по сравнению с XGBoost, но требует в 13.6 раза большей single-window latency (102.2 мс против 7.5 мс) и модели с 200 миллионами параметров против 57 тысяч. Chronos-Bolt-Small достигает сопоставимой точности при 47.7 миллионах параметров, что в 4.2 раза меньше, чем у TimesFM. SARIMA выполняет single-window инференс менее чем за 6 мс на ECL, оставаясь в пределах 2.7 % MAE от лидирующей модели, что делает её наиболее привлекательным low-cost резервом. Эти различия не видны в ранжированиях по одной MAE, однако определяют, пригодна ли модель для эксплуатации в ограниченных по latency средах.</w:t>
+      </w:r>
+    </w:p>
+    <w:p>
+      <w:pPr>
+        <w:pStyle w:val="a3"/>
+      </w:pPr>
+      <w:r>
+        <w:rPr>
+          <w:noProof/>
           <w:lang w:val="ru-RU" w:eastAsia="ru-RU"/>
         </w:rPr>
         <w:t>Фундаментальные модели привлекательны, когда task-specific обучение нежелательно: например, в cold-start промышленном мониторинге, быстром прототипировании или на площадках, где исторические данные нельзя объединять для обучения модели. Тем не менее результаты не подтверждают замену supervised baseline-моделей по умолчанию. Скорее фундаментальные модели следует рассматривать как дополнительную опцию наряду с XGBoost, SARIMA и компактными нейронными моделями [20]–[24].</w:t>
@@ -15075,6 +15108,17 @@
           <w:lang w:val="ru-RU" w:eastAsia="ru-RU"/>
         </w:rPr>
         <w:t>Практический вывод состоит в том, что сильные простые baseline-модели остаются необходимыми. SeasonalNaive и SARIMA задают содержательную нижнюю границу, XGBoost предоставляет сильную low-cost supervised модель, DLinear является полезной компактной нейронной точкой отсчета, а фундаментальные модели ценны как cold-start forecasters. Deployment-oriented STLF исследование должно совместно сообщать точность, статистическую значимость и вычислительные затраты.</w:t>
+      </w:r>
+    </w:p>
+    <w:p>
+      <w:pPr>
+        <w:pStyle w:val="a3"/>
+      </w:pPr>
+      <w:r>
+        <w:rPr>
+          <w:noProof/>
+        </w:rPr>
+        <w:t xml:space="preserve">С точки зрения внедрения результаты предлагают многоуровневую стратегию выбора модели. SeasonalNaive и SARIMA служат недорогими первыми ориентирами, характеризующими сезонность и оценивающими достижимый прирост качества. XGBoost является подходящим выбором по умолчанию при наличии достаточной истории площадки и допустимости feature engineering, сочетая высокую точность на ECL с низкой single-window latency. DLinear — компактная нейронная альтернатива для горизонтов, на которых доминирует линейная временная структура, как наблюдается на ETTh1/HUFL при H=96 и H=168. Chronos-Bolt наиболее привлекателен в сценариях cold-start, быстрого прототипирования или эксплуатации множества небольших активов, где избегание per-site обучения даёт операционную ценность. TimesFM целесообразен в сценариях, толерантных к задержкам, где его преимущество в точности на коротком горизонте перевешивает существенно более высокую стоимость инференса.</w:t>
       </w:r>
     </w:p>
     <w:p>
